--- a/Materias/Diseño de sistemas/Material/TP1/Flujos de sucesos/CU8 - Firmar convenio/CU - Firmar convenio.docx
+++ b/Materias/Diseño de sistemas/Material/TP1/Flujos de sucesos/CU8 - Firmar convenio/CU - Firmar convenio.docx
@@ -4875,12 +4875,12 @@
           <wp:inline distB="114300" distT="114300" distL="114300" distR="114300">
             <wp:extent cx="5310188" cy="2143481"/>
             <wp:effectExtent b="0" l="0" r="0" t="0"/>
-            <wp:docPr id="5" name="image5.png"/>
+            <wp:docPr id="5" name="image4.png"/>
             <a:graphic>
               <a:graphicData uri="http://schemas.openxmlformats.org/drawingml/2006/picture">
                 <pic:pic>
                   <pic:nvPicPr>
-                    <pic:cNvPr id="0" name="image5.png"/>
+                    <pic:cNvPr id="0" name="image4.png"/>
                     <pic:cNvPicPr preferRelativeResize="0"/>
                   </pic:nvPicPr>
                   <pic:blipFill>
@@ -5173,12 +5173,12 @@
           <wp:inline distB="114300" distT="114300" distL="114300" distR="114300">
             <wp:extent cx="5338763" cy="2199357"/>
             <wp:effectExtent b="0" l="0" r="0" t="0"/>
-            <wp:docPr id="3" name="image4.png"/>
+            <wp:docPr id="3" name="image3.png"/>
             <a:graphic>
               <a:graphicData uri="http://schemas.openxmlformats.org/drawingml/2006/picture">
                 <pic:pic>
                   <pic:nvPicPr>
-                    <pic:cNvPr id="0" name="image4.png"/>
+                    <pic:cNvPr id="0" name="image3.png"/>
                     <pic:cNvPicPr preferRelativeResize="0"/>
                   </pic:nvPicPr>
                   <pic:blipFill>
@@ -5359,12 +5359,12 @@
           <wp:inline distB="114300" distT="114300" distL="114300" distR="114300">
             <wp:extent cx="5731200" cy="2882900"/>
             <wp:effectExtent b="0" l="0" r="0" t="0"/>
-            <wp:docPr id="4" name="image3.png"/>
+            <wp:docPr id="4" name="image5.png"/>
             <a:graphic>
               <a:graphicData uri="http://schemas.openxmlformats.org/drawingml/2006/picture">
                 <pic:pic>
                   <pic:nvPicPr>
-                    <pic:cNvPr id="0" name="image3.png"/>
+                    <pic:cNvPr id="0" name="image5.png"/>
                     <pic:cNvPicPr preferRelativeResize="0"/>
                   </pic:nvPicPr>
                   <pic:blipFill>
